--- a/results/tables/Supplementary_Table_S3.docx
+++ b/results/tables/Supplementary_Table_S3.docx
@@ -297,15 +297,6 @@
                 <w:szCs w:val="18"/>
               </w:rPr>
             </w:pPr>
-            <w:r>
-              <w:rPr>
-                <w:rFonts w:ascii="Arial" w:hAnsi="Arial" w:cs="Arial"/>
-                <w:color w:val="EE0000"/>
-                <w:sz w:val="18"/>
-                <w:szCs w:val="18"/>
-              </w:rPr>
-              <w:t>Page X</w:t>
-            </w:r>
           </w:p>
         </w:tc>
       </w:tr>
@@ -562,15 +553,6 @@
                 <w:szCs w:val="18"/>
               </w:rPr>
             </w:pPr>
-            <w:r>
-              <w:rPr>
-                <w:rFonts w:ascii="Arial" w:hAnsi="Arial" w:cs="Arial"/>
-                <w:color w:val="EE0000"/>
-                <w:sz w:val="18"/>
-                <w:szCs w:val="18"/>
-              </w:rPr>
-              <w:t>Page X</w:t>
-            </w:r>
           </w:p>
         </w:tc>
       </w:tr>
@@ -873,15 +855,6 @@
                 <w:szCs w:val="18"/>
               </w:rPr>
             </w:pPr>
-            <w:r>
-              <w:rPr>
-                <w:rFonts w:ascii="Arial" w:hAnsi="Arial" w:cs="Arial"/>
-                <w:color w:val="EE0000"/>
-                <w:sz w:val="18"/>
-                <w:szCs w:val="18"/>
-              </w:rPr>
-              <w:t>Page X</w:t>
-            </w:r>
           </w:p>
         </w:tc>
       </w:tr>
@@ -1077,40 +1050,23 @@
                 <w:sz w:val="18"/>
                 <w:szCs w:val="18"/>
               </w:rPr>
-              <w:t>Section 2.1</w:t>
-            </w:r>
-            <w:r>
-              <w:rPr>
-                <w:rFonts w:ascii="Arial" w:hAnsi="Arial" w:cs="Arial"/>
-                <w:sz w:val="18"/>
-                <w:szCs w:val="18"/>
-              </w:rPr>
-              <w:t xml:space="preserve"> and 2.2</w:t>
-            </w:r>
-          </w:p>
-          <w:p>
-            <w:pPr>
-              <w:tabs>
-                <w:tab w:val="decimal" w:pos="298"/>
-              </w:tabs>
-              <w:spacing w:before="40" w:after="20" w:line="240" w:lineRule="auto"/>
-              <w:ind w:right="127"/>
-              <w:jc w:val="center"/>
-              <w:rPr>
-                <w:rFonts w:ascii="Arial" w:hAnsi="Arial" w:cs="Arial"/>
-                <w:sz w:val="18"/>
-                <w:szCs w:val="18"/>
-              </w:rPr>
-            </w:pPr>
-            <w:r>
-              <w:rPr>
-                <w:rFonts w:ascii="Arial" w:hAnsi="Arial" w:cs="Arial"/>
-                <w:color w:val="EE0000"/>
-                <w:sz w:val="18"/>
-                <w:szCs w:val="18"/>
-              </w:rPr>
-              <w:t>Page X</w:t>
-            </w:r>
+              <w:t>Section 2.1 and 2.2</w:t>
+            </w:r>
+          </w:p>
+          <w:p>
+            <w:pPr>
+              <w:tabs>
+                <w:tab w:val="decimal" w:pos="298"/>
+              </w:tabs>
+              <w:spacing w:before="40" w:after="20" w:line="240" w:lineRule="auto"/>
+              <w:ind w:right="127"/>
+              <w:jc w:val="center"/>
+              <w:rPr>
+                <w:rFonts w:ascii="Arial" w:hAnsi="Arial" w:cs="Arial"/>
+                <w:sz w:val="18"/>
+                <w:szCs w:val="18"/>
+              </w:rPr>
+            </w:pPr>
           </w:p>
         </w:tc>
       </w:tr>
@@ -1242,25 +1198,7 @@
                 <w:sz w:val="18"/>
                 <w:szCs w:val="18"/>
               </w:rPr>
-              <w:t xml:space="preserve">State the method of case selection, including whether prospective or retrospective and whether stratification or matching (e.g., by stage of disease or age) was used. Specify the </w:t>
-            </w:r>
-            <w:proofErr w:type="gramStart"/>
-            <w:r>
-              <w:rPr>
-                <w:rFonts w:ascii="Arial" w:hAnsi="Arial" w:cs="Arial"/>
-                <w:sz w:val="18"/>
-                <w:szCs w:val="18"/>
-              </w:rPr>
-              <w:t>time period</w:t>
-            </w:r>
-            <w:proofErr w:type="gramEnd"/>
-            <w:r>
-              <w:rPr>
-                <w:rFonts w:ascii="Arial" w:hAnsi="Arial" w:cs="Arial"/>
-                <w:sz w:val="18"/>
-                <w:szCs w:val="18"/>
-              </w:rPr>
-              <w:t xml:space="preserve"> from which cases were taken, the end of the follow-up period, and the median follow-up time.  </w:t>
+              <w:t xml:space="preserve">State the method of case selection, including whether prospective or retrospective and whether stratification or matching (e.g., by stage of disease or age) was used. Specify the time period from which cases were taken, the end of the follow-up period, and the median follow-up time.  </w:t>
             </w:r>
           </w:p>
         </w:tc>
@@ -1315,20 +1253,10 @@
               <w:jc w:val="center"/>
               <w:rPr>
                 <w:rFonts w:ascii="Arial" w:hAnsi="Arial" w:cs="Arial"/>
-                <w:color w:val="EE0000"/>
-                <w:sz w:val="18"/>
-                <w:szCs w:val="18"/>
-              </w:rPr>
-            </w:pPr>
-            <w:r>
-              <w:rPr>
-                <w:rFonts w:ascii="Arial" w:hAnsi="Arial" w:cs="Arial"/>
-                <w:color w:val="EE0000"/>
-                <w:sz w:val="18"/>
-                <w:szCs w:val="18"/>
-              </w:rPr>
-              <w:t>Page X</w:t>
-            </w:r>
+                <w:sz w:val="18"/>
+                <w:szCs w:val="18"/>
+              </w:rPr>
+            </w:pPr>
           </w:p>
           <w:p>
             <w:pPr>
@@ -1382,15 +1310,6 @@
                 <w:szCs w:val="18"/>
               </w:rPr>
             </w:pPr>
-            <w:r>
-              <w:rPr>
-                <w:rFonts w:ascii="Arial" w:hAnsi="Arial" w:cs="Arial"/>
-                <w:color w:val="EE0000"/>
-                <w:sz w:val="18"/>
-                <w:szCs w:val="18"/>
-              </w:rPr>
-              <w:t>Page X</w:t>
-            </w:r>
           </w:p>
         </w:tc>
       </w:tr>
@@ -1909,19 +1828,11 @@
               <w:jc w:val="center"/>
               <w:rPr>
                 <w:rFonts w:ascii="Arial" w:hAnsi="Arial" w:cs="Arial"/>
-                <w:sz w:val="18"/>
-                <w:szCs w:val="18"/>
-              </w:rPr>
-            </w:pPr>
-            <w:r>
-              <w:rPr>
-                <w:rFonts w:ascii="Arial" w:hAnsi="Arial" w:cs="Arial"/>
                 <w:color w:val="EE0000"/>
                 <w:sz w:val="18"/>
                 <w:szCs w:val="18"/>
               </w:rPr>
-              <w:t>Page X</w:t>
-            </w:r>
+            </w:pPr>
           </w:p>
           <w:p>
             <w:pPr>
@@ -1984,15 +1895,6 @@
                 <w:szCs w:val="18"/>
               </w:rPr>
             </w:pPr>
-            <w:r>
-              <w:rPr>
-                <w:rFonts w:ascii="Arial" w:hAnsi="Arial" w:cs="Arial"/>
-                <w:color w:val="EE0000"/>
-                <w:sz w:val="18"/>
-                <w:szCs w:val="18"/>
-              </w:rPr>
-              <w:t>Page X</w:t>
-            </w:r>
           </w:p>
         </w:tc>
       </w:tr>
@@ -2387,15 +2289,6 @@
                 <w:szCs w:val="18"/>
               </w:rPr>
             </w:pPr>
-            <w:r>
-              <w:rPr>
-                <w:rFonts w:ascii="Arial" w:hAnsi="Arial" w:cs="Arial"/>
-                <w:color w:val="EE0000"/>
-                <w:sz w:val="18"/>
-                <w:szCs w:val="18"/>
-              </w:rPr>
-              <w:t>Page X</w:t>
-            </w:r>
           </w:p>
         </w:tc>
       </w:tr>
@@ -2682,31 +2575,6 @@
           <w:p>
             <w:pPr>
               <w:tabs>
-                <w:tab w:val="decimal" w:pos="194"/>
-              </w:tabs>
-              <w:spacing w:before="40" w:after="20" w:line="240" w:lineRule="auto"/>
-              <w:ind w:right="127"/>
-              <w:jc w:val="center"/>
-              <w:rPr>
-                <w:rFonts w:ascii="Arial" w:hAnsi="Arial" w:cs="Arial"/>
-                <w:sz w:val="18"/>
-                <w:szCs w:val="18"/>
-              </w:rPr>
-            </w:pPr>
-            <w:r>
-              <w:rPr>
-                <w:rFonts w:ascii="Arial" w:hAnsi="Arial" w:cs="Arial"/>
-                <w:color w:val="EE0000"/>
-                <w:sz w:val="18"/>
-                <w:szCs w:val="18"/>
-              </w:rPr>
-              <w:lastRenderedPageBreak/>
-              <w:t>Page X</w:t>
-            </w:r>
-          </w:p>
-          <w:p>
-            <w:pPr>
-              <w:tabs>
                 <w:tab w:val="decimal" w:pos="298"/>
               </w:tabs>
               <w:spacing w:before="40" w:after="20" w:line="240" w:lineRule="auto"/>
@@ -3297,15 +3165,6 @@
                 <w:szCs w:val="18"/>
               </w:rPr>
             </w:pPr>
-            <w:r>
-              <w:rPr>
-                <w:rFonts w:ascii="Arial" w:hAnsi="Arial" w:cs="Arial"/>
-                <w:color w:val="EE0000"/>
-                <w:sz w:val="18"/>
-                <w:szCs w:val="18"/>
-              </w:rPr>
-              <w:t>Page X</w:t>
-            </w:r>
           </w:p>
         </w:tc>
       </w:tr>
